--- a/Обращения/Указ № 81 — жалоба в Верховный суд/01. Жалоба на несоответствие Указа Губернатора № 81 Конституции штата Сан-Андреас № 91.docx
+++ b/Обращения/Указ № 81 — жалоба в Верховный суд/01. Жалоба на несоответствие Указа Губернатора № 81 Конституции штата Сан-Андреас № 91.docx
@@ -359,7 +359,7 @@
           <w:i w:val="0"/>
           <w:sz w:val="24"/>
         </w:rPr>
-        <w:t>2.2. Заявитель не состоит с Губернатором штата Сан-Андреас в правоотношениях и не оспаривает норму, применённую к нему в конкретном деле. Предмет жалобы — проверка Указа на соответствие Конституции штата Сан-Андреас. Именно эта конструкция части 2 статьи 39 позволяет гражданину обратиться напрямую, не доказывая нарушение личных прав и не испрашивая предварительного согласия иного органа.</w:t>
+        <w:t>2.2. Заявитель не оспаривает норму, применённую к нему в конкретном деле: Указ к Заявителю не применялся и индивидуальных прав или обязанностей для него не создаёт. Предмет жалобы — проверка Указа на соответствие Конституции штата Сан-Андреас. Жалоба подаётся в порядке, прямо предусмотренном частью 2 статьи 39: отдельные жалобы на неконституционность нормативных правовых актов допускаются и в отсутствие правоотношений. Эта конструкция позволяет обратиться напрямую, не доказывая нарушение личных прав и не испрашивая предварительного согласия иного органа.</w:t>
       </w:r>
     </w:p>
     <w:p>
@@ -869,7 +869,7 @@
           <w:i w:val="0"/>
           <w:sz w:val="24"/>
         </w:rPr>
-        <w:t>4.5. Указ препятствует действию закона, обладая меньшей юридической силой — статья 75 часть 1, статья 76 часть 3 Конституции</w:t>
+        <w:t>4.5. Указ не образует вето и потому не вправе блокировать закон — часть 4 статьи 80, часть 1 статьи 83, статья 75 часть 1, статья 76 часть 3 Конституции</w:t>
       </w:r>
     </w:p>
     <w:p>
@@ -886,7 +886,7 @@
           <w:i w:val="0"/>
           <w:sz w:val="24"/>
         </w:rPr>
-        <w:t>По части 1 статьи 75 Конституции законы (пункт «в») стоят выше нормативных актов Губернатора (пункт «д»). По части 3 статьи 76 Конституции законы имеют юридическую силу выше подзаконных актов, и подзаконный акт, противоречащий закону, не подлежит применению и подлежит отмене.</w:t>
+        <w:t>Вето — конституционная процедура (часть 4 статьи 80). Правовое последствие вето — приостановление движения принятого закона к подписанию и обнародованию — наступает только тогда, когда решение Губернатора отвечает условию части 1 статьи 83: мотивированное обоснование. Указ, не содержащий такого обоснования, вето не образует.</w:t>
       </w:r>
     </w:p>
     <w:p>
@@ -903,7 +903,24 @@
           <w:i w:val="0"/>
           <w:sz w:val="24"/>
         </w:rPr>
-        <w:t>Вето — конституционная процедура (часть 4 статьи 80), допустимая только при соблюдении части 1 статьи 83, то есть с мотивированным обоснованием. Указ, изданный без такого обоснования, не является конституционно допустимым вето; он действует как обычный подзаконный акт, приостанавливающий действие закона, принятого Сенатом, что противоречит статье 76 части 3 и статье 75 части 1 Конституции.</w:t>
+        <w:t>Утратив качество вето, Указ остаётся нормативным актом Губернатора: в иерархии, установленной частью 1 статьи 75 Конституции, нормативные акты Губернатора (пункт «д») стоят ниже законов (пункт «в»). По части 3 статьи 76 Конституции подзаконный акт, противоречащий закону, не подлежит применению и подлежит отмене. Акт, не являющийся вето, не может создавать последствие, доступное только вето, — блокировать вступление в силу акта, принятого Сенатом.</w:t>
+      </w:r>
+    </w:p>
+    <w:p>
+      <w:pPr>
+        <w:keepNext w:val="0"/>
+        <w:spacing w:before="0" w:after="120" w:line="276" w:lineRule="auto"/>
+        <w:ind w:firstLine="709" w:left="0"/>
+        <w:jc w:val="both"/>
+      </w:pPr>
+      <w:r>
+        <w:rPr>
+          <w:rFonts w:ascii="Times New Roman" w:hAnsi="Times New Roman" w:eastAsia="Times New Roman"/>
+          <w:b w:val="0"/>
+          <w:i w:val="0"/>
+          <w:sz w:val="24"/>
+        </w:rPr>
+        <w:t>Заявитель не утверждает, что Указ противоречит действующей редакции Процессуального кодекса: ACT. 244 ещё не вступил в силу (часть 2 Поправки 8), и пункта «м» в статье 18 Кодекса нет. Довод состоит в ином: последствие, на которое претендует Указ, недопустимо для акта, не отвечающего требованиям части 1 статьи 83 Конституции.</w:t>
       </w:r>
     </w:p>
     <w:p>
